--- a/capítulos/PG Cap 1 .docx
+++ b/capítulos/PG Cap 1 .docx
@@ -3,6 +3,11 @@
 <w:document xmlns:wpc="http://schemas.microsoft.com/office/word/2010/wordprocessingCanvas" xmlns:cx="http://schemas.microsoft.com/office/drawing/2014/chartex" xmlns:cx1="http://schemas.microsoft.com/office/drawing/2015/9/8/chartex" xmlns:cx2="http://schemas.microsoft.com/office/drawing/2015/10/21/chartex" xmlns:cx3="http://schemas.microsoft.com/office/drawing/2016/5/9/chartex" xmlns:cx4="http://schemas.microsoft.com/office/drawing/2016/5/10/chartex" xmlns:cx5="http://schemas.microsoft.com/office/drawing/2016/5/11/chartex" xmlns:cx6="http://schemas.microsoft.com/office/drawing/2016/5/12/chartex" xmlns:cx7="http://schemas.microsoft.com/office/drawing/2016/5/13/chartex" xmlns:cx8="http://schemas.microsoft.com/office/drawing/2016/5/14/chartex" xmlns:mc="http://schemas.openxmlformats.org/markup-compatibility/2006" xmlns:m="http://schemas.openxmlformats.org/officeDocument/2006/math" xmlns:aink="http://schemas.microsoft.com/office/drawing/2016/ink" xmlns:am3d="http://schemas.microsoft.com/office/drawing/2017/model3d" xmlns:oel="http://schemas.microsoft.com/office/2019/extlst" xmlns:r="http://schemas.openxmlformats.org/officeDocument/2006/relationships" xmlns:wp14="http://schemas.microsoft.com/office/word/2010/wordprocessingDrawing" xmlns:wp="http://schemas.openxmlformats.org/drawingml/2006/wordprocessingDrawing" xmlns:wpg="http://schemas.microsoft.com/office/word/2010/wordprocessingGroup" xmlns:wpi="http://schemas.microsoft.com/office/word/2010/wordprocessingInk" xmlns:wps="http://schemas.microsoft.com/office/word/2010/wordprocessingShape" xmlns:o="urn:schemas-microsoft-com:office:office" xmlns:v="urn:schemas-microsoft-com:vml" xmlns:w10="urn:schemas-microsoft-com:office:word" xmlns:w="http://schemas.openxmlformats.org/wordprocessingml/2006/main" xmlns:w14="http://schemas.microsoft.com/office/word/2010/wordml" xmlns:w15="http://schemas.microsoft.com/office/word/2012/wordml" xmlns:w16cei="http://schemas.microsoft.com/office/word/2026/wordml/cei" xmlns:w16cex="http://schemas.microsoft.com/office/word/2018/wordml/cex" xmlns:w16cid="http://schemas.microsoft.com/office/word/2016/wordml/cid" xmlns:w16="http://schemas.microsoft.com/office/word/2018/wordml" xmlns:w16sdtdh="http://schemas.microsoft.com/office/word/2020/wordml/sdtdatahash" xmlns:w16sdtfl="http://schemas.microsoft.com/office/word/2024/wordml/sdtformatlock" xmlns:w16se="http://schemas.microsoft.com/office/word/2015/wordml/symex" xmlns:w16du="http://schemas.microsoft.com/office/word/2023/wordml/word16du" xmlns:wne="http://schemas.microsoft.com/office/word/2006/wordml" mc:Ignorable="w14 w15 w16se w16cid w16 w16cex w16sdtdh w16sdtfl w16du wp14">
   <w:body>
     <w:p>
+      <w:r>
+        <w:t>Versión de trabajo revisada el 3 de octubre de 2026. La propuesta se centra en integrar y dar seguimiento a procedimientos existentes. El diagnóstico inicial de 2023 es antecedente histórico: el informe final de la consultoría documenta la elaboración de herramientas administrativas y capacitación. La membresía activa para el proyecto corresponde a San Pedro Soloma, Santa Eulalia y San Rafael la Independencia, confirmada por el responsable el 3 de octubre de 2026 a partir del PG. El padrón de participantes y los resultados pretest/postest requieren confirmación y evidencia institucional. Este documento no acredita esas mediciones.</w:t>
+      </w:r>
+    </w:p>
+    <w:p>
       <w:pPr>
         <w:pStyle w:val="Ttulo1"/>
       </w:pPr>
@@ -69,7 +74,6 @@
         <w:t xml:space="preserve">El andamiaje administrativo del Estado de Guatemala deposita una enorme responsabilidad en los gobiernos locales para impulsar el desarrollo territorial. Las municipalidades enfrentan </w:t>
       </w:r>
       <w:r>
-        <w:lastRenderedPageBreak/>
         <w:t xml:space="preserve">severas limitaciones financieras derivadas de la alta disparidad en la recaudación fiscal de sus respectivos territorios. Para mitigar esta limitante, el Código Municipal fomenta activamente la creación de figuras asociativas para la prestación de servicios públicos. </w:t>
       </w:r>
     </w:p>
@@ -101,7 +105,6 @@
         <w:t xml:space="preserve">La administración del talento humano constituye el eje central que sostiene la operatividad de cualquier institución pública guatemalteca moderna. Tradicionalmente, este departamento relega sus acciones a funciones operativas, enfocadas casi exclusivamente en la firma de contratos y pagos salariales. Las exigencias contemporáneas obligan a los gobiernos a transformar radicalmente sus áreas de recursos humanos en verdaderas divisiones estratégicas. La </w:t>
       </w:r>
       <w:r>
-        <w:lastRenderedPageBreak/>
         <w:t xml:space="preserve">profesionalización del servicio civil a nivel municipal requiere herramientas informáticas modernas para evaluar el desempeño de los colaboradores. </w:t>
       </w:r>
     </w:p>
@@ -135,7 +138,6 @@
     </w:p>
     <w:p>
       <w:r>
-        <w:lastRenderedPageBreak/>
         <w:t xml:space="preserve">La crisis sanitaria mundial paralizó las funciones administrativas de la organización durante el año dos mil veinte. Los alcaldes reorganizaron la junta directiva en abril del año dos mil veintiuno para reanudar la ejecución de obras. A partir de esa fecha, la gerencia inició nuevas gestiones para captar fondos e implementar programas de desarrollo integral.  El crecimiento orgánico de la institución enfocó sus esfuerzos en la ejecución acelerada de obras públicas para las comunidades. Este enfoque operativo provocó el abandono completo de la formalización de la estructura administrativa interna de la asociación regional. </w:t>
       </w:r>
     </w:p>
@@ -172,7 +174,6 @@
         <w:t xml:space="preserve">La anacronía documental paraliza la toma de decisiones y expone a los directivos a sanciones administrativas por mala gestión. Las operaciones diarias de la mancomunidad </w:t>
       </w:r>
       <w:r>
-        <w:lastRenderedPageBreak/>
         <w:t xml:space="preserve">transcurren mediante procesos analógicos fragmentados que dificultan la consolidación de la información oficial. Los técnicos de campo reportan sus avances en formatos físicos que imposibilitan la trazabilidad exacta de los proyectos ejecutados. La contabilidad institucional mezcla los fondos públicos de la Contraloría General de Cuentas con los recursos de aportes privados. </w:t>
       </w:r>
     </w:p>
@@ -206,7 +207,6 @@
     </w:p>
     <w:p>
       <w:r>
-        <w:lastRenderedPageBreak/>
         <w:t>La integración de repositorios de almacenamiento económico asegura el resguardo histórico de expedientes y actas sin saturar el sistema. Las plataformas de vanguardia mejoran el posicionamiento web de los portales de transparencia para la auditoría ciudadana activa. El ecosistema tecnológico propuesto materializa las ocho herramientas normativas ausentes dentro de flujos de trabajo automatizados en su totalidad. La adopción de infraestructuras externas democratiza el acceso a tecnología avanzada para alcaldías con presupuestos sumamente reducidos. Las instituciones del Estado superan su rezago tecnológico al adoptar modelos innovadores que cumplen estándares internacionales de calidad.</w:t>
       </w:r>
     </w:p>
@@ -238,7 +238,6 @@
         <w:t xml:space="preserve">Las agencias donantes requieren verificar que sus inversiones se reflejen en plataformas accesibles sin ningún tipo de barreras burocráticas o políticas. La integración de tecnologías de renderizado desde el servidor optimiza la indexación de estos portales en los motores de búsqueda globales. Esta visibilidad internacional proyecta a la Mancomunidad Frontera del Norte como una institución vanguardista, transparente y confiable, atrayendo sistemáticamente nuevas fuentes de </w:t>
       </w:r>
       <w:r>
-        <w:lastRenderedPageBreak/>
         <w:t>financiamiento para asegurar el desarrollo regional. La tecnología web elimina definitivamente las paredes de la administración pública para construir verdaderas vitrinas digitales de progreso.</w:t>
       </w:r>
     </w:p>
@@ -283,10 +282,9 @@
     </w:p>
     <w:p>
       <w:r>
-        <w:t xml:space="preserve">Desde una perspectiva técnica, el proyecto constituye un aporte invaluable a la ingeniería de software aplicada a la administración pública al proponer una arquitectura centralizada bajo el modelo de Software como Servicio (SaaS). El desarrollo emplea tecnologías de vanguardia alojadas en la nube —SvelteKit en la capa de presentación y Go en la capa lógica— que aseguran una alta disponibilidad, el manejo de concurrencia masiva para el procesamiento asíncrono de evidencias de campo (coordenadas GPS y fotografías) y la eliminación de licencias propietarias costosas. Asimismo, la estructuración de la base de datos relacional en Tercera Forma Normal (3FN) garantiza una separación lógica y estricta entre los fondos públicos sujetos a la fiscalización </w:t>
-      </w:r>
-      <w:r>
-        <w:lastRenderedPageBreak/>
+        <w:t xml:space="preserve">Desde una perspectiva técnica, el proyecto constituye un aporte invaluable a la ingeniería de software aplicada a la administración pública al proponer una arquitectura centralizada bajo el modelo de Software como Servicio (SaaS). El desarrollo emplea tecnologías de vanguardia alojadas en la nube —SvelteKit en la capa de presentación y Node.js con Express en la capa lógica— que aseguran una alta disponibilidad, el manejo de concurrencia masiva para el procesamiento asíncrono de evidencias de campo (coordenadas GPS y fotografías) y la eliminación de licencias propietarias costosas. Asimismo, la estructuración de la base de datos relacional en Tercera Forma Normal (3FN) garantiza una separación lógica y estricta entre los fondos públicos sujetos a la fiscalización </w:t>
+      </w:r>
+      <w:r>
         <w:t>de la Contraloría General de Cuentas (CGC) y los recursos privados regulados por la Superintendencia de Administración Tributaria (SAT). Este blindaje arquitectónico elimina la vulnerabilidad de la información y optimiza drásticamente los tiempos de respuesta operativos.</w:t>
       </w:r>
     </w:p>
@@ -343,13 +341,12 @@
         <w:pStyle w:val="Ttulo4"/>
       </w:pPr>
       <w:r>
-        <w:lastRenderedPageBreak/>
         <w:t>Pérdida de trazabilidad</w:t>
       </w:r>
     </w:p>
     <w:p>
       <w:r>
-        <w:t xml:space="preserve">Los técnicos de campo reportan los avances de obra mediante formatos de papel susceptibles a alteraciones o extravíos. La recolección de datos omite la captura de evidencias fotográficas inmutables y coordenadas geográficas precisas, situación que transgrede flagrantemente las directrices de un Manual de Procedimientos estandarizado.  </w:t>
+        <w:t xml:space="preserve">Los técnicos de campo reportan los avances de obra mediante formatos de papel susceptibles a alteraciones o extravíos. La recolección de datos omite la captura de archivos fotográficos conservados con huella SHA-256 y coordenadas geográficas precisas, situación que transgrede flagrantemente las directrices de un Manual de Procedimientos estandarizado.  </w:t>
       </w:r>
     </w:p>
     <w:p>
@@ -412,11 +409,10 @@
     </w:p>
     <w:p>
       <w:r>
-        <w:t xml:space="preserve">Diseñar e implementar un ecosistema digital estructurado bajo el modelo de Software como Servicio para ejecutar la modernización administrativa integral de la Mancomunidad de Municipios Frontera del Norte. Esta transformación tecnológica erradicará la obsolescencia normativa, fortalecerá la gobernanza territorial y optimizará la eficiencia operativa, para asegurar una </w:t>
-      </w:r>
-      <w:r>
-        <w:lastRenderedPageBreak/>
-        <w:t>transparencia financiera irrefutable ante las agencias de cooperación internacional mediante una arquitectura web de alta disponibilidad.</w:t>
+        <w:t xml:space="preserve">Diseñar e implementar un ecosistema digital estructurado bajo el modelo de Software como Servicio para ejecutar la modernización administrativa integral de la Mancomunidad de Municipios Frontera del Norte. Esta transformación tecnológica facilitará la aplicación y el seguimiento de los procedimientos existentes, fortalecerá la gobernanza territorial y optimizará la eficiencia operativa, para asegurar una </w:t>
+      </w:r>
+      <w:r>
+        <w:t>trazabilidad de los registros financieros ante las agencias de cooperación internacional mediante una arquitectura web de alta disponibilidad.</w:t>
       </w:r>
     </w:p>
     <w:p>
@@ -437,7 +433,7 @@
         <w:pStyle w:val="Prrafodelista"/>
       </w:pPr>
       <w:r>
-        <w:t>Sistematizar el seguimiento de los proyectos intermunicipales en campo para erradicar la dependencia del formato físico y certificar la ejecución real de las obras mediante la captura asíncrona de evidencias fotográficas inmutables y coordenadas geográficas.</w:t>
+        <w:t>Sistematizar el seguimiento de los proyectos intermunicipales en campo para erradicar la dependencia del formato físico y certificar la ejecución real de las obras mediante la captura asíncrona de archivos fotográficos conservados con huella SHA-256 y coordenadas geográficas.</w:t>
       </w:r>
     </w:p>
     <w:p>
@@ -445,7 +441,7 @@
         <w:pStyle w:val="Prrafodelista"/>
       </w:pPr>
       <w:r>
-        <w:t>Asegurar la integridad absoluta de las auditorías externas a través de la segregación lógica de los fondos públicos fiscalizados por la Contraloría General de Cuentas frente a los aportes administrados desde la cooperación internacional.</w:t>
+        <w:t>Asegurar la integridad verificable dentro del alcance del sistema de las auditorías externas a través de la segregación lógica de los fondos públicos fiscalizados por la Contraloría General de Cuentas frente a los aportes administrados desde la cooperación internacional.</w:t>
       </w:r>
     </w:p>
     <w:p>
@@ -501,7 +497,6 @@
         <w:t xml:space="preserve">La viabilidad de esta investigación se fundamenta en la factibilidad integral para desarrollar e implementar el ecosistema digital bajo el modelo de software como servicio en la Mancomunidad de Municipios Frontera del Norte. Desde la perspectiva técnica y económica, el proyecto garantiza su ejecución mediante la utilización de arquitecturas de vanguardia y servicios de plataforma en la </w:t>
       </w:r>
       <w:r>
-        <w:lastRenderedPageBreak/>
         <w:t>nube (PaaS) de muy bajo costo, prescindiendo por completo del pago de licencias propietarias. Asimismo, la propuesta cuenta con el absoluto respaldo operativo, político e institucional de la gerencia para estandarizar los procesos internos, asegurando además el rigor legal exigido por la Ley de Acceso a la Información Pública para retener el apoyo de la cooperación internacional.</w:t>
       </w:r>
     </w:p>
@@ -549,7 +544,6 @@
         <w:t xml:space="preserve">Los alcances de la presente investigación delimitan las fronteras funcionales, institucionales y técnicas del ecosistema tecnológico propuesto. A nivel funcional, el proyecto se circunscribe a la digitalización estricta de siete módulos operativos diseñados para subsanar las carencias normativas reveladas en el diagnóstico situacional inicial, excluyendo explícitamente la contabilidad gubernamental profunda (SICOIN) y la gestión de nóminas. Institucional y técnicamente, la arquitectura en la nube restringe su radio de acción a la gerencia, auditores, </w:t>
       </w:r>
       <w:r>
-        <w:lastRenderedPageBreak/>
         <w:t xml:space="preserve">técnicos de campo y ciudadanos a través de una base de datos relacional normalizada, asegurando una modernización centralizada, específica y de alto impacto operativo.  </w:t>
       </w:r>
     </w:p>
@@ -605,10 +599,14 @@
     </w:p>
     <w:p>
       <w:r>
+        <w:t>La cobertura activa del proyecto comprende San Pedro Soloma, Santa Eulalia y San Rafael la Independencia, de acuerdo con la delimitación del capítulo IV del PG y la confirmación del responsable del proyecto. Los municipios citados en los antecedentes se distinguen de esta membresía activa.</w:t>
+      </w:r>
+    </w:p>
+    <w:p>
+      <w:r>
         <w:t xml:space="preserve">El proceso investigativo y la implementación tecnológica se circunscriben geográfica e institucionalmente a las sedes de las municipalidades que integran la Mancomunidad de </w:t>
       </w:r>
       <w:r>
-        <w:lastRenderedPageBreak/>
         <w:t xml:space="preserve">Municipios Frontera del Norte, con particular énfasis en su infraestructura central de operaciones. En el ámbito personal, la herramienta involucra de manera directa a la gerencia ejecutiva responsable de la toma de decisiones, a los técnicos de campo encargados de la recolección de datos y a los ciudadanos que interactúan con el portal público. </w:t>
       </w:r>
     </w:p>
@@ -645,7 +643,6 @@
         <w:pStyle w:val="Ttulo3"/>
       </w:pPr>
       <w:r>
-        <w:lastRenderedPageBreak/>
         <w:t>Pregunta central</w:t>
       </w:r>
     </w:p>
@@ -757,7 +754,6 @@
         <w:t xml:space="preserve">La implementación de un ecosistema digital centralizado bajo el modelo de software como servicio —estructurado mediante una arquitectura de alta concurrencia y bases de datos </w:t>
       </w:r>
       <w:r>
-        <w:lastRenderedPageBreak/>
         <w:t>relacionales normalizadas— no optimizará significativamente la trazabilidad operativa, no asegurará el control financiero mediante la segregación estricta de fondos, ni agilizará la toma de decisiones gerenciales dentro de la Mancomunidad de Municipios Frontera del Norte.</w:t>
       </w:r>
     </w:p>
@@ -841,7 +837,6 @@
           <w:i w:val="0"/>
           <w:iCs w:val="0"/>
         </w:rPr>
-        <w:lastRenderedPageBreak/>
         <w:t>Tabla 1</w:t>
       </w:r>
     </w:p>
@@ -1275,7 +1270,7 @@
                 <w:bdr w:val="none" w:sz="0" w:space="0" w:color="auto" w:frame="1"/>
                 <w:lang w:eastAsia="es-MX"/>
               </w:rPr>
-              <w:t>Latencia registrada en la generación y exportación de reportes financieros mediante la API construida en Go, medida estrictamente en milisegundos.</w:t>
+              <w:t>Latencia registrada en la generación y exportación de reportes financieros mediante la API construida en Node.js con Express, medida estrictamente en milisegundos.</w:t>
             </w:r>
           </w:p>
         </w:tc>
@@ -1615,14 +1610,13 @@
           <w:i w:val="0"/>
           <w:iCs w:val="0"/>
         </w:rPr>
-        <w:t xml:space="preserve">La tabla detalla los parámetros de medición para evaluar el impacto del ecosistema digital en la Mancomunidad de Municipios Frontera del Norte. Las métricas técnicas cuantifican el rendimiento y la estabilidad de la arquitectura en la nube (SvelteKit y Go), mientras que las </w:t>
+        <w:t xml:space="preserve">La tabla detalla los parámetros de medición para evaluar el impacto del ecosistema digital en la Mancomunidad de Municipios Frontera del Norte. Las métricas técnicas cuantifican el rendimiento y la estabilidad de la arquitectura en la nube (SvelteKit y Node.js con Express), mientras que las </w:t>
       </w:r>
       <w:r>
         <w:rPr>
           <w:i w:val="0"/>
           <w:iCs w:val="0"/>
         </w:rPr>
-        <w:lastRenderedPageBreak/>
         <w:t>métricas gerenciales miden la optimización empírica de la trazabilidad operativa y el incremento de la transparencia institucional. Elaboración propia.</w:t>
       </w:r>
     </w:p>
@@ -1662,6 +1656,52 @@
         <w:t xml:space="preserve">Este análisis técnico permitió extraer con precisión las reglas de negocio institucionales para transformarlas en la lógica computacional de los siete módulos del ecosistema digital. Simultáneamente, el proyecto aplica el prototipado evolutivo para el diseño interactivo de la interfaz web en la capa de presentación. La adopción de la tecnología SvelteKit facilita la validación continua de las rutas y los flujos de usuario directamente con los actores administrativos. Esta iteración constante asegura la adaptabilidad ergonómica de la herramienta tecnológica antes de su despliegue definitivo en el entorno de producción.  </w:t>
       </w:r>
       <w:bookmarkEnd w:id="0"/>
+    </w:p>
+    <w:p>
+      <w:r/>
+    </w:p>
+    <w:p>
+      <w:pPr>
+        <w:pStyle w:val="Ttulo1"/>
+      </w:pPr>
+      <w:r>
+        <w:t>Estado de implementación y límites de la investigación</w:t>
+      </w:r>
+    </w:p>
+    <w:p>
+      <w:r>
+        <w:t>MFN Digital comprende siete módulos funcionales del alcance de investigación: proyectos, ARC, finanzas, gobernanza, convenios, indicadores ASH y transparencia. Autenticación y permisos son transversales. Talento humano e inteligencia territorial son extensiones del prototipo y no amplían automáticamente el alcance aprobado.</w:t>
+      </w:r>
+    </w:p>
+    <w:p>
+      <w:r>
+        <w:t>La implementación revisada utiliza Svelte 5, SvelteKit 2, Node.js, Express 4 y Prisma 6. SQLite se utiliza para desarrollo; PostgreSQL cuenta con un esquema y un SQL de actualización separados. Go se reserva como alternativa futura. Los diagramas o antecedentes que indiquen Go o servicios externos de archivos describen una propuesta anterior y no acreditan una integración implementada.</w:t>
+      </w:r>
+    </w:p>
+    <w:p>
+      <w:r>
+        <w:t>Las evidencias nuevas conservan el archivo PNG o JPEG y su huella SHA-256 en la base de datos. Las coordenadas son suministradas por el dispositivo cliente; no se garantiza precisión satelital ni ubicación auténtica. No se implementa extracción EXIF, integración CommCare ni sincronización sin conexión en esta versión.</w:t>
+      </w:r>
+    </w:p>
+    <w:p>
+      <w:r>
+        <w:t>Las escrituras de los nueve modelos operativos incluidos en el control de integridad y sus eventos antes/después se confirman en una misma transacción. El control compara registros completos con puntos históricos y rechaza sellar discrepancias. Es una verificación interna; no es una certificación de la CGC ni una garantía de inmutabilidad frente al administrador de la base.</w:t>
+      </w:r>
+    </w:p>
+    <w:p>
+      <w:r>
+        <w:t>La reducción de tiempos, satisfacción, disponibilidad y rendimiento son indicadores a medir. No se presentan como resultados demostrados. El diseño principal es pre-experimental de un solo grupo con mediciones pareadas antes y después; la encuesta posterior es descriptiva transversal. Se deben conservar los datos, fechas, tareas comparables y limitaciones de atribución causal.</w:t>
+      </w:r>
+    </w:p>
+    <w:p>
+      <w:r>
+        <w:t>La muestra propuesta de 22 participantes requiere padrón y consentimientos actualizados. Los municipios activos son San Pedro Soloma, Santa Eulalia y San Rafael la Independencia, según el PG y la confirmación del responsable (3 de octubre de 2026). Las otras localidades corresponden a antecedentes históricos.</w:t>
+      </w:r>
+    </w:p>
+    <w:p>
+      <w:r>
+        <w:t>El índice IPIM es una orientación preliminar con pesos que requieren validación institucional. La ausencia de datos se identifica como información insuficiente. El índice no emite decisiones vinculantes ni demuestra ausencia de sesgos.</w:t>
+      </w:r>
     </w:p>
     <w:sectPr>
       <w:headerReference w:type="default" r:id="rId8"/>
